--- a/Documento de Taller c++/Taller8_Aprendizaje_OO_Sistema_Vehículos_Autónomo_Lunes 23 de Febrero.docx
+++ b/Documento de Taller c++/Taller8_Aprendizaje_OO_Sistema_Vehículos_Autónomo_Lunes 23 de Febrero.docx
@@ -236,23 +236,7 @@
           <w:szCs w:val="24"/>
           <w:lang w:val="es-PE"/>
         </w:rPr>
-        <w:t>V</w:t>
-      </w:r>
-      <w:r>
-        <w:rPr>
-          <w:sz w:val="24"/>
-          <w:szCs w:val="24"/>
-          <w:lang w:val="es-PE"/>
-        </w:rPr>
-        <w:t>elocidad</w:t>
-      </w:r>
-      <w:r>
-        <w:rPr>
-          <w:sz w:val="24"/>
-          <w:szCs w:val="24"/>
-          <w:lang w:val="es-PE"/>
-        </w:rPr>
-        <w:t xml:space="preserve"> </w:t>
+        <w:t xml:space="preserve">Velocidad </w:t>
       </w:r>
       <w:r>
         <w:rPr>
@@ -463,6 +447,7 @@
       </w:pPr>
       <w:r>
         <w:rPr>
+          <w:noProof/>
           <w:sz w:val="24"/>
           <w:szCs w:val="24"/>
           <w:lang w:val="es-MX"/>
@@ -1648,6 +1633,7 @@
       </w:r>
       <w:r>
         <w:rPr>
+          <w:noProof/>
           <w:sz w:val="24"/>
           <w:szCs w:val="24"/>
           <w:lang w:val="es-PE"/>
@@ -1710,6 +1696,14 @@
         </w:rPr>
         <w:t>Polimorfismo estático</w:t>
       </w:r>
+      <w:r>
+        <w:rPr>
+          <w:sz w:val="24"/>
+          <w:szCs w:val="24"/>
+          <w:lang w:val="es-PE"/>
+        </w:rPr>
+        <w:tab/>
+      </w:r>
     </w:p>
     <w:p>
       <w:pPr>
@@ -2513,6 +2507,7 @@
       </w:pPr>
       <w:r>
         <w:rPr>
+          <w:noProof/>
           <w:sz w:val="24"/>
           <w:szCs w:val="24"/>
           <w:lang w:val="es-MX"/>
@@ -2668,6 +2663,7 @@
       </w:pPr>
       <w:r>
         <w:rPr>
+          <w:noProof/>
           <w:sz w:val="24"/>
           <w:szCs w:val="24"/>
           <w:lang w:val="es-MX"/>
@@ -2850,6 +2846,7 @@
       </w:pPr>
       <w:r>
         <w:rPr>
+          <w:noProof/>
           <w:sz w:val="24"/>
           <w:szCs w:val="24"/>
           <w:u w:val="single"/>
@@ -3009,6 +3006,7 @@
       </w:pPr>
       <w:r>
         <w:rPr>
+          <w:noProof/>
           <w:sz w:val="24"/>
           <w:szCs w:val="24"/>
           <w:lang w:val="es-MX"/>
@@ -3128,6 +3126,7 @@
       </w:pPr>
       <w:r>
         <w:rPr>
+          <w:noProof/>
           <w:sz w:val="24"/>
           <w:szCs w:val="24"/>
           <w:lang w:val="es-MX"/>
@@ -5450,6 +5449,7 @@
   <w:style w:type="character" w:default="1" w:styleId="Fuentedeprrafopredeter">
     <w:name w:val="Default Paragraph Font"/>
     <w:uiPriority w:val="1"/>
+    <w:semiHidden/>
     <w:unhideWhenUsed/>
   </w:style>
   <w:style w:type="table" w:default="1" w:styleId="Tablanormal">
@@ -16550,15 +16550,18 @@
 </file>
 
 <file path=customXml/item1.xml><?xml version="1.0" encoding="utf-8"?>
-<?mso-contentType ?>
-<FormTemplates xmlns="http://schemas.microsoft.com/sharepoint/v3/contenttype/forms">
-  <Display>DocumentLibraryForm</Display>
-  <Edit>DocumentLibraryForm</Edit>
-  <New>DocumentLibraryForm</New>
-</FormTemplates>
+<p:properties xmlns:p="http://schemas.microsoft.com/office/2006/metadata/properties" xmlns:xsi="http://www.w3.org/2001/XMLSchema-instance" xmlns:pc="http://schemas.microsoft.com/office/infopath/2007/PartnerControls">
+  <documentManagement>
+    <ReferenceId xmlns="b4b1c9f4-3c56-4a94-bf4b-39f59b4bb17b" xsi:nil="true"/>
+  </documentManagement>
+</p:properties>
 </file>
 
 <file path=customXml/item2.xml><?xml version="1.0" encoding="utf-8"?>
+<b:Sources xmlns:b="http://schemas.openxmlformats.org/officeDocument/2006/bibliography" xmlns="http://schemas.openxmlformats.org/officeDocument/2006/bibliography" SelectedStyle="/APA.XSL" StyleName="APA"/>
+</file>
+
+<file path=customXml/item3.xml><?xml version="1.0" encoding="utf-8"?>
 <ct:contentTypeSchema xmlns:ct="http://schemas.microsoft.com/office/2006/metadata/contentType" xmlns:ma="http://schemas.microsoft.com/office/2006/metadata/properties/metaAttributes" ct:_="" ma:_="" ma:contentTypeName="Documento" ma:contentTypeID="0x010100ADBB0B135E2944459F38730B17D1A5BA" ma:contentTypeVersion="4" ma:contentTypeDescription="Crear nuevo documento." ma:contentTypeScope="" ma:versionID="c4d29a9ea2bcc60fd4929d3f202f76f6">
   <xsd:schema xmlns:xsd="http://www.w3.org/2001/XMLSchema" xmlns:xs="http://www.w3.org/2001/XMLSchema" xmlns:p="http://schemas.microsoft.com/office/2006/metadata/properties" xmlns:ns2="b4b1c9f4-3c56-4a94-bf4b-39f59b4bb17b" targetNamespace="http://schemas.microsoft.com/office/2006/metadata/properties" ma:root="true" ma:fieldsID="231c39284b18f8e2e44f016b66de5435" ns2:_="">
     <xsd:import namespace="b4b1c9f4-3c56-4a94-bf4b-39f59b4bb17b"/>
@@ -16702,27 +16705,34 @@
 </ct:contentTypeSchema>
 </file>
 
-<file path=customXml/item3.xml><?xml version="1.0" encoding="utf-8"?>
-<b:Sources xmlns:b="http://schemas.openxmlformats.org/officeDocument/2006/bibliography" xmlns="http://schemas.openxmlformats.org/officeDocument/2006/bibliography" SelectedStyle="/APA.XSL" StyleName="APA"/>
-</file>
-
 <file path=customXml/item4.xml><?xml version="1.0" encoding="utf-8"?>
-<p:properties xmlns:p="http://schemas.microsoft.com/office/2006/metadata/properties" xmlns:xsi="http://www.w3.org/2001/XMLSchema-instance" xmlns:pc="http://schemas.microsoft.com/office/infopath/2007/PartnerControls">
-  <documentManagement>
-    <ReferenceId xmlns="b4b1c9f4-3c56-4a94-bf4b-39f59b4bb17b" xsi:nil="true"/>
-  </documentManagement>
-</p:properties>
+<?mso-contentType ?>
+<FormTemplates xmlns="http://schemas.microsoft.com/sharepoint/v3/contenttype/forms">
+  <Display>DocumentLibraryForm</Display>
+  <Edit>DocumentLibraryForm</Edit>
+  <New>DocumentLibraryForm</New>
+</FormTemplates>
 </file>
 
 <file path=customXml/itemProps1.xml><?xml version="1.0" encoding="utf-8"?>
-<ds:datastoreItem xmlns:ds="http://schemas.openxmlformats.org/officeDocument/2006/customXml" ds:itemID="{23C87C0A-A6B9-4F6B-B73D-F31EDAA50934}">
+<ds:datastoreItem xmlns:ds="http://schemas.openxmlformats.org/officeDocument/2006/customXml" ds:itemID="{D3E72277-9820-4116-8E93-ACFACFCE2350}">
   <ds:schemaRefs>
-    <ds:schemaRef ds:uri="http://schemas.microsoft.com/sharepoint/v3/contenttype/forms"/>
+    <ds:schemaRef ds:uri="http://schemas.microsoft.com/office/2006/metadata/properties"/>
+    <ds:schemaRef ds:uri="http://schemas.microsoft.com/office/infopath/2007/PartnerControls"/>
+    <ds:schemaRef ds:uri="b4b1c9f4-3c56-4a94-bf4b-39f59b4bb17b"/>
   </ds:schemaRefs>
 </ds:datastoreItem>
 </file>
 
 <file path=customXml/itemProps2.xml><?xml version="1.0" encoding="utf-8"?>
+<ds:datastoreItem xmlns:ds="http://schemas.openxmlformats.org/officeDocument/2006/customXml" ds:itemID="{EF278816-EC6F-A645-907D-7F25AECB1D4A}">
+  <ds:schemaRefs>
+    <ds:schemaRef ds:uri="http://schemas.openxmlformats.org/officeDocument/2006/bibliography"/>
+  </ds:schemaRefs>
+</ds:datastoreItem>
+</file>
+
+<file path=customXml/itemProps3.xml><?xml version="1.0" encoding="utf-8"?>
 <ds:datastoreItem xmlns:ds="http://schemas.openxmlformats.org/officeDocument/2006/customXml" ds:itemID="{D00D2B8D-B3D2-41EB-B459-7C1ECD8F8951}">
   <ds:schemaRefs>
     <ds:schemaRef ds:uri="http://schemas.microsoft.com/office/2006/metadata/contentType"/>
@@ -16740,20 +16750,10 @@
 </ds:datastoreItem>
 </file>
 
-<file path=customXml/itemProps3.xml><?xml version="1.0" encoding="utf-8"?>
-<ds:datastoreItem xmlns:ds="http://schemas.openxmlformats.org/officeDocument/2006/customXml" ds:itemID="{EF278816-EC6F-A645-907D-7F25AECB1D4A}">
+<file path=customXml/itemProps4.xml><?xml version="1.0" encoding="utf-8"?>
+<ds:datastoreItem xmlns:ds="http://schemas.openxmlformats.org/officeDocument/2006/customXml" ds:itemID="{23C87C0A-A6B9-4F6B-B73D-F31EDAA50934}">
   <ds:schemaRefs>
-    <ds:schemaRef ds:uri="http://schemas.openxmlformats.org/officeDocument/2006/bibliography"/>
-  </ds:schemaRefs>
-</ds:datastoreItem>
-</file>
-
-<file path=customXml/itemProps4.xml><?xml version="1.0" encoding="utf-8"?>
-<ds:datastoreItem xmlns:ds="http://schemas.openxmlformats.org/officeDocument/2006/customXml" ds:itemID="{D3E72277-9820-4116-8E93-ACFACFCE2350}">
-  <ds:schemaRefs>
-    <ds:schemaRef ds:uri="http://schemas.microsoft.com/office/2006/metadata/properties"/>
-    <ds:schemaRef ds:uri="http://schemas.microsoft.com/office/infopath/2007/PartnerControls"/>
-    <ds:schemaRef ds:uri="b4b1c9f4-3c56-4a94-bf4b-39f59b4bb17b"/>
+    <ds:schemaRef ds:uri="http://schemas.microsoft.com/sharepoint/v3/contenttype/forms"/>
   </ds:schemaRefs>
 </ds:datastoreItem>
 </file>